--- a/Yoga-mit-Sarah-AGB.docx
+++ b/Yoga-mit-Sarah-AGB.docx
@@ -403,7 +403,7 @@
           <w:sz w:val="22"/>
           <w:szCs w:val="22"/>
         </w:rPr>
-        <w:t xml:space="preserve">Kursabbruch durch die Yogalehrerin (Wahloption Erstattung/Guthaben):</w:t>
+        <w:t xml:space="preserve">Kursabbruch durch die Yogalehrerin (mit Wahloption Erstattung oder Guthaben):</w:t>
       </w:r>
     </w:p>
     <w:p>
@@ -478,20 +478,33 @@
           <w:sz w:val="22"/>
           <w:szCs w:val="22"/>
         </w:rPr>
-        <w:t xml:space="preserve">Kurs-Guthaben in Höhe der ausgefallenen Stunden, einlösbar für einen neuen Kurs innerhalb von 2 Jahren ab Vergabe.</w:t>
-      </w:r>
-    </w:p>
-    <w:p>
-      <w:pPr>
-        <w:spacing w:after="120"/>
-      </w:pPr>
-      <w:r>
-        <w:rPr>
-          <w:rFonts w:ascii="Arial" w:cs="Arial" w:eastAsia="Arial" w:hAnsi="Arial"/>
-          <w:sz w:val="22"/>
-          <w:szCs w:val="22"/>
-        </w:rPr>
-        <w:t xml:space="preserve">Triffst du innerhalb von 7 Tagen keine Wahl, wird automatisch das Guthaben gutgeschrieben. Das Guthaben ist nicht auszahlbar. Eine Einlösung ist nur möglich, wenn innerhalb der 2-Jahres-Frist ein freier Platz in einem von dir gewünschten Kurs verfügbar ist; andernfalls verfällt das Guthaben ersatzlos.</w:t>
+        <w:t xml:space="preserve">Kurs-Guthaben in Höhe der ausgefallenen Stunden, hinterlegt in der App und einlösbar ausschließlich für einen neuen Kurs innerhalb von 2 Jahren ab Vergabe.</w:t>
+      </w:r>
+    </w:p>
+    <w:p>
+      <w:pPr>
+        <w:spacing w:after="120"/>
+      </w:pPr>
+      <w:r>
+        <w:rPr>
+          <w:rFonts w:ascii="Arial" w:cs="Arial" w:eastAsia="Arial" w:hAnsi="Arial"/>
+          <w:sz w:val="22"/>
+          <w:szCs w:val="22"/>
+        </w:rPr>
+        <w:t xml:space="preserve">Triffst du innerhalb von 7 Tagen keine Wahl, wird dir der anteilige Geldbetrag automatisch erstattet. Ich melde mich dann persönlich bei dir wegen der Überweisung.</w:t>
+      </w:r>
+    </w:p>
+    <w:p>
+      <w:pPr>
+        <w:spacing w:after="120"/>
+      </w:pPr>
+      <w:r>
+        <w:rPr>
+          <w:rFonts w:ascii="Arial" w:cs="Arial" w:eastAsia="Arial" w:hAnsi="Arial"/>
+          <w:sz w:val="22"/>
+          <w:szCs w:val="22"/>
+        </w:rPr>
+        <w:t xml:space="preserve">Ich freue mich aber besonders, wenn du das Guthaben wählst — dann sehen wir uns hoffentlich im nächsten Kurs wieder. Das Guthaben ist 2 Jahre gültig. Sollte es bis dahin nicht eingelöst worden sein (z. B. weil kein passender Kurs zustande kommt oder du keinen freien Platz findest), wird dir der entsprechende Geldbetrag automatisch ausgezahlt — du verlierst also in keinem Fall etwas.</w:t>
       </w:r>
     </w:p>
     <w:p>

--- a/Yoga-mit-Sarah-AGB.docx
+++ b/Yoga-mit-Sarah-AGB.docx
@@ -146,7 +146,7 @@
           <w:sz w:val="22"/>
           <w:szCs w:val="22"/>
         </w:rPr>
-        <w:t xml:space="preserve">Du kannst deinen App-Account jederzeit selbstständig löschen. Mit der Löschung verfallen alle offenen Buchungen, Wartelisten-Einträge, Credits und Guthaben ersatzlos. Eine Rückerstattung von verbleibenden Credits oder Guthaben erfolgt nicht.</w:t>
+        <w:t xml:space="preserve">Du kannst deinen App-Account jederzeit selbstständig unter Profil → „Account löschen“ löschen. Mit der Löschung verfallen alle offenen Buchungen, Wartelisten-Einträge, Credits und Guthaben ersatzlos. Eine Rückerstattung von verbleibenden Credits oder Guthaben erfolgt nicht. Vor dem endgültigen Entfernen deines Auth-Zugangs erhältst du gemäß Art. 12 DSGVO eine Bestätigungs-E-Mail an deine bisherige Adresse, in der die Löschung der Daten, die Stornierung aller offenen Buchungen sowie die Entfernung deiner E-Mail-Adresse zusammengefasst sind. Diese E-Mail ist die letzte Nachricht, die du von der App erhältst.</w:t>
       </w:r>
     </w:p>
     <w:p>
@@ -388,61 +388,7 @@
           <w:sz w:val="22"/>
           <w:szCs w:val="22"/>
         </w:rPr>
-        <w:t xml:space="preserve">Wenn der Teilnehmende krankheitsbedingt für mindestens 4 Einheiten nicht am Kurs teilnehmen kann, erfolgt auf Wunsch eine Gutschrift über die versäumten Stunden bis zum Ende des Kurses, ab dem Tag der Vorlage eines ärztlichen Attestes. Die Gutschrift kann nur für einen neuen Kurs und innerhalb von 10 Monaten eingelöst werden. Ist kein Platz in einem Kurs frei oder findet kein passender Kurs statt, verfällt der Anspruch.</w:t>
-      </w:r>
-    </w:p>
-    <w:p>
-      <w:pPr>
-        <w:spacing w:after="120"/>
-      </w:pPr>
-      <w:r>
-        <w:rPr>
-          <w:rFonts w:ascii="Arial" w:cs="Arial" w:eastAsia="Arial" w:hAnsi="Arial"/>
-          <w:b/>
-          <w:bCs/>
-          <w:sz w:val="22"/>
-          <w:szCs w:val="22"/>
-        </w:rPr>
-        <w:t xml:space="preserve">Kursabbruch durch die Yogalehrerin (mit Wahloption Erstattung oder Guthaben):</w:t>
-      </w:r>
-    </w:p>
-    <w:p>
-      <w:pPr>
-        <w:spacing w:after="120"/>
-      </w:pPr>
-      <w:r>
-        <w:rPr>
-          <w:rFonts w:ascii="Arial" w:cs="Arial" w:eastAsia="Arial" w:hAnsi="Arial"/>
-          <w:sz w:val="22"/>
-          <w:szCs w:val="22"/>
-        </w:rPr>
-        <w:t xml:space="preserve">Die Yogalehrerin ist berechtigt, bei Nichterreichen der im Angebot genannten Mindestteilnehmerzahl oder aus einem wichtigen privaten Grund (z. B. Krankheit, Unfall, Todesfall) einen Kurs vor Beginn oder während der Laufzeit abzusagen.</w:t>
-      </w:r>
-    </w:p>
-    <w:p>
-      <w:pPr>
-        <w:spacing w:after="120"/>
-      </w:pPr>
-      <w:r>
-        <w:rPr>
-          <w:rFonts w:ascii="Arial" w:cs="Arial" w:eastAsia="Arial" w:hAnsi="Arial"/>
-          <w:sz w:val="22"/>
-          <w:szCs w:val="22"/>
-        </w:rPr>
-        <w:t xml:space="preserve">Wird ein Kurs vor Beginn abgesagt, werden bereits gezahlte Gebühren in voller Höhe zurückerstattet.</w:t>
-      </w:r>
-    </w:p>
-    <w:p>
-      <w:pPr>
-        <w:spacing w:after="120"/>
-      </w:pPr>
-      <w:r>
-        <w:rPr>
-          <w:rFonts w:ascii="Arial" w:cs="Arial" w:eastAsia="Arial" w:hAnsi="Arial"/>
-          <w:sz w:val="22"/>
-          <w:szCs w:val="22"/>
-        </w:rPr>
-        <w:t xml:space="preserve">Wird ein Kurs während der Laufzeit abgesagt, hast du für die noch nicht stattgefundenen Einheiten innerhalb von 7 Tagen die Wahl zwischen:</w:t>
+        <w:t xml:space="preserve">Wenn der Teilnehmende krankheitsbedingt für mindestens 4 Einheiten nicht am Kurs teilnehmen kann, erfolgt auf Wunsch eine Gutschrift über die ab dem Attest-Datum noch ausstehenden Stunden des Kurses. Voraussetzung ist die Vorlage eines ärztlichen Attestes; die Austragung erfolgt durch mich (Sarah) im Admin-Bereich mit ausdrücklicher Bestätigung, dass mir das Attest vorliegt.</w:t>
       </w:r>
     </w:p>
     <w:p>
@@ -460,7 +406,7 @@
           <w:sz w:val="22"/>
           <w:szCs w:val="22"/>
         </w:rPr>
-        <w:t xml:space="preserve">Anteilige Erstattung des Kurspreises für die ausgefallenen Einheiten, oder</w:t>
+        <w:t xml:space="preserve">Die Gutschrift wird in deinem App-Profil als „Krankheits-Guthaben“ hinterlegt.</w:t>
       </w:r>
     </w:p>
     <w:p>
@@ -478,73 +424,7 @@
           <w:sz w:val="22"/>
           <w:szCs w:val="22"/>
         </w:rPr>
-        <w:t xml:space="preserve">Kurs-Guthaben in Höhe der ausgefallenen Stunden, hinterlegt in der App und einlösbar ausschließlich für einen neuen Kurs innerhalb von 2 Jahren ab Vergabe.</w:t>
-      </w:r>
-    </w:p>
-    <w:p>
-      <w:pPr>
-        <w:spacing w:after="120"/>
-      </w:pPr>
-      <w:r>
-        <w:rPr>
-          <w:rFonts w:ascii="Arial" w:cs="Arial" w:eastAsia="Arial" w:hAnsi="Arial"/>
-          <w:sz w:val="22"/>
-          <w:szCs w:val="22"/>
-        </w:rPr>
-        <w:t xml:space="preserve">Triffst du innerhalb von 7 Tagen keine Wahl, wird dir der anteilige Geldbetrag automatisch erstattet. Ich melde mich dann persönlich bei dir wegen der Überweisung.</w:t>
-      </w:r>
-    </w:p>
-    <w:p>
-      <w:pPr>
-        <w:spacing w:after="120"/>
-      </w:pPr>
-      <w:r>
-        <w:rPr>
-          <w:rFonts w:ascii="Arial" w:cs="Arial" w:eastAsia="Arial" w:hAnsi="Arial"/>
-          <w:sz w:val="22"/>
-          <w:szCs w:val="22"/>
-        </w:rPr>
-        <w:t xml:space="preserve">Ich freue mich aber besonders, wenn du das Guthaben wählst — dann sehen wir uns hoffentlich im nächsten Kurs wieder. Das Guthaben ist 2 Jahre gültig. Sollte es bis dahin nicht eingelöst worden sein (z. B. weil kein passender Kurs zustande kommt oder du keinen freien Platz findest), wird dir der entsprechende Geldbetrag automatisch ausgezahlt — du verlierst also in keinem Fall etwas.</w:t>
-      </w:r>
-    </w:p>
-    <w:p>
-      <w:pPr>
-        <w:pStyle w:val="Heading2"/>
-        <w:spacing w:after="100" w:before="240"/>
-      </w:pPr>
-      <w:r>
-        <w:rPr>
-          <w:rFonts w:ascii="Arial" w:cs="Arial" w:eastAsia="Arial" w:hAnsi="Arial"/>
-          <w:b/>
-          <w:bCs/>
-          <w:color w:val="8a6020"/>
-          <w:sz w:val="24"/>
-          <w:szCs w:val="24"/>
-        </w:rPr>
-        <w:t xml:space="preserve">1.3 Stundenausfall und Nachholregelung — Kurse</w:t>
-      </w:r>
-    </w:p>
-    <w:p>
-      <w:pPr>
-        <w:spacing w:after="120"/>
-      </w:pPr>
-      <w:r>
-        <w:rPr>
-          <w:rFonts w:ascii="Arial" w:cs="Arial" w:eastAsia="Arial" w:hAnsi="Arial"/>
-          <w:b/>
-          <w:bCs/>
-          <w:sz w:val="22"/>
-          <w:szCs w:val="22"/>
-        </w:rPr>
-        <w:t xml:space="preserve">Absage durch Schüler: </w:t>
-      </w:r>
-      <w:r>
-        <w:rPr>
-          <w:rFonts w:ascii="Arial" w:cs="Arial" w:eastAsia="Arial" w:hAnsi="Arial"/>
-          <w:sz w:val="22"/>
-          <w:szCs w:val="22"/>
-        </w:rPr>
-        <w:t xml:space="preserve">Eine Abmeldung von einzelnen Stunden erfolgt eigenverantwortlich über die App.</w:t>
+        <w:t xml:space="preserve">Sie ist 10 Monate ab Attest-Datum gültig (eigene Frist; weicht bewusst von der 2-Jahres-Frist beim Kursabbruch ab).</w:t>
       </w:r>
     </w:p>
     <w:p>
@@ -562,7 +442,7 @@
           <w:sz w:val="22"/>
           <w:szCs w:val="22"/>
         </w:rPr>
-        <w:t xml:space="preserve">Bis 3 Stunden vor Stundenbeginn: kostenfreie Abmeldung, dein Credit wird zurückgebucht und kann für eine andere Stunde innerhalb der Gültigkeitsfrist verwendet werden.</w:t>
+        <w:t xml:space="preserve">Sie kann ausschließlich mit der Buchung eines neuen Kurses verrechnet werden — keine Auszahlung in Geld und keine Verwendung für einzelne Drop-In-Stunden.</w:t>
       </w:r>
     </w:p>
     <w:p>
@@ -580,89 +460,141 @@
           <w:sz w:val="22"/>
           <w:szCs w:val="22"/>
         </w:rPr>
-        <w:t xml:space="preserve">Weniger als 3 Stunden vor Stundenbeginn oder Nichterscheinen: kein Credit zurück, die Stunde gilt als wahrgenommen.</w:t>
-      </w:r>
-    </w:p>
-    <w:p>
-      <w:pPr>
-        <w:spacing w:after="120"/>
-      </w:pPr>
-      <w:r>
-        <w:rPr>
-          <w:rFonts w:ascii="Arial" w:cs="Arial" w:eastAsia="Arial" w:hAnsi="Arial"/>
-          <w:b/>
-          <w:bCs/>
-          <w:sz w:val="22"/>
-          <w:szCs w:val="22"/>
-        </w:rPr>
-        <w:t xml:space="preserve">Nachholen: </w:t>
-      </w:r>
-      <w:r>
-        <w:rPr>
-          <w:rFonts w:ascii="Arial" w:cs="Arial" w:eastAsia="Arial" w:hAnsi="Arial"/>
-          <w:sz w:val="22"/>
-          <w:szCs w:val="22"/>
-        </w:rPr>
-        <w:t xml:space="preserve">Versäumte oder rechtzeitig abgemeldete Stunden können über die App in einer anderen gleichwertigen Stunde innerhalb der Credit-Gültigkeit (bis 8 Tage nach Kursende) nachgeholt werden, sofern dort ein Platz frei ist.</w:t>
-      </w:r>
-    </w:p>
-    <w:p>
-      <w:pPr>
-        <w:spacing w:after="120"/>
-      </w:pPr>
-      <w:r>
-        <w:rPr>
-          <w:rFonts w:ascii="Arial" w:cs="Arial" w:eastAsia="Arial" w:hAnsi="Arial"/>
-          <w:b/>
-          <w:bCs/>
-          <w:sz w:val="22"/>
-          <w:szCs w:val="22"/>
-        </w:rPr>
-        <w:t xml:space="preserve">Vorholen: </w:t>
-      </w:r>
-      <w:r>
-        <w:rPr>
-          <w:rFonts w:ascii="Arial" w:cs="Arial" w:eastAsia="Arial" w:hAnsi="Arial"/>
-          <w:sz w:val="22"/>
-          <w:szCs w:val="22"/>
-        </w:rPr>
-        <w:t xml:space="preserve">Stunden aus deinem laufenden Kurs dürfen maximal 10 Tage im Voraus in einer anderen gleichwertigen Stunde vorgeholt werden, sofern dort ein Platz frei ist.</w:t>
-      </w:r>
-    </w:p>
-    <w:p>
-      <w:pPr>
-        <w:spacing w:after="120"/>
-      </w:pPr>
-      <w:r>
-        <w:rPr>
-          <w:rFonts w:ascii="Arial" w:cs="Arial" w:eastAsia="Arial" w:hAnsi="Arial"/>
-          <w:sz w:val="22"/>
-          <w:szCs w:val="22"/>
-        </w:rPr>
-        <w:t xml:space="preserve">Es besteht kein Anspruch auf einen freien Platz in einer bestimmten Stunde. Ein Mitnehmen von Credits in einen Folgekurs ist nicht möglich.</w:t>
-      </w:r>
-    </w:p>
-    <w:p>
-      <w:pPr>
-        <w:spacing w:after="120"/>
-      </w:pPr>
-      <w:r>
-        <w:rPr>
-          <w:rFonts w:ascii="Arial" w:cs="Arial" w:eastAsia="Arial" w:hAnsi="Arial"/>
-          <w:b/>
-          <w:bCs/>
-          <w:sz w:val="22"/>
-          <w:szCs w:val="22"/>
-        </w:rPr>
-        <w:t xml:space="preserve">Absage durch Yogalehrerin: </w:t>
-      </w:r>
-      <w:r>
-        <w:rPr>
-          <w:rFonts w:ascii="Arial" w:cs="Arial" w:eastAsia="Arial" w:hAnsi="Arial"/>
-          <w:sz w:val="22"/>
-          <w:szCs w:val="22"/>
-        </w:rPr>
-        <w:t xml:space="preserve">Bei Absage einer einzelnen Kursstunde aus einem wichtigen Grund (z. B. Krankheit, Unfall, Todesfall) wird die Gebühr nicht erstattet, sondern die Einheit durch einen Ersatztermin ersetzt. Der Ersatztermin wird in der App eingetragen. Du wirst automatisch auf den Ersatztermin umgebucht und per E-Mail benachrichtigt. Falls du am Ersatztermin nicht teilnehmen kannst, gelten die normalen Abmelderegeln aus § 1.3 (Absage durch Schüler). Sollte der Schüler bei dem Ersatztermin nicht anwesend sein können, ist das Nachholen der Stunde in einem gleichwertigen Kurs nach Absprache möglich. Findet kein gleichwertiger Kurs statt, verfällt der Anspruch auf einen weiteren Ersatztermin.</w:t>
+        <w:t xml:space="preserve">Alle bestehenden Vorhol- und Nachholbuchungen werden zum Zeitpunkt der Austragung ersatzlos storniert.</w:t>
+      </w:r>
+    </w:p>
+    <w:p>
+      <w:pPr>
+        <w:pStyle w:val="ListParagraph"/>
+        <w:numPr>
+          <w:ilvl w:val="0"/>
+          <w:numId w:val="2"/>
+        </w:numPr>
+        <w:spacing w:after="60"/>
+      </w:pPr>
+      <w:r>
+        <w:rPr>
+          <w:rFonts w:ascii="Arial" w:cs="Arial" w:eastAsia="Arial" w:hAnsi="Arial"/>
+          <w:sz w:val="22"/>
+          <w:szCs w:val="22"/>
+        </w:rPr>
+        <w:t xml:space="preserve">Ist kein Platz in einem passenden Folgekurs frei oder findet innerhalb der 10 Monate kein passender Kurs statt, verfällt der Anspruch ersatzlos.</w:t>
+      </w:r>
+    </w:p>
+    <w:p>
+      <w:pPr>
+        <w:spacing w:after="120"/>
+      </w:pPr>
+      <w:r>
+        <w:rPr>
+          <w:rFonts w:ascii="Arial" w:cs="Arial" w:eastAsia="Arial" w:hAnsi="Arial"/>
+          <w:b/>
+          <w:bCs/>
+          <w:sz w:val="22"/>
+          <w:szCs w:val="22"/>
+        </w:rPr>
+        <w:t xml:space="preserve">Kursabbruch durch die Yogalehrerin (mit Wahloption Erstattung oder Guthaben):</w:t>
+      </w:r>
+    </w:p>
+    <w:p>
+      <w:pPr>
+        <w:spacing w:after="120"/>
+      </w:pPr>
+      <w:r>
+        <w:rPr>
+          <w:rFonts w:ascii="Arial" w:cs="Arial" w:eastAsia="Arial" w:hAnsi="Arial"/>
+          <w:sz w:val="22"/>
+          <w:szCs w:val="22"/>
+        </w:rPr>
+        <w:t xml:space="preserve">Die Yogalehrerin ist berechtigt, bei Nichterreichen der im Angebot genannten Mindestteilnehmerzahl oder aus einem wichtigen privaten Grund (z. B. Krankheit, Unfall, Todesfall) einen Kurs vor Beginn oder während der Laufzeit abzusagen.</w:t>
+      </w:r>
+    </w:p>
+    <w:p>
+      <w:pPr>
+        <w:spacing w:after="120"/>
+      </w:pPr>
+      <w:r>
+        <w:rPr>
+          <w:rFonts w:ascii="Arial" w:cs="Arial" w:eastAsia="Arial" w:hAnsi="Arial"/>
+          <w:sz w:val="22"/>
+          <w:szCs w:val="22"/>
+        </w:rPr>
+        <w:t xml:space="preserve">Wird ein Kurs vor Beginn abgesagt, werden bereits gezahlte Gebühren in voller Höhe zurückerstattet.</w:t>
+      </w:r>
+    </w:p>
+    <w:p>
+      <w:pPr>
+        <w:spacing w:after="120"/>
+      </w:pPr>
+      <w:r>
+        <w:rPr>
+          <w:rFonts w:ascii="Arial" w:cs="Arial" w:eastAsia="Arial" w:hAnsi="Arial"/>
+          <w:sz w:val="22"/>
+          <w:szCs w:val="22"/>
+        </w:rPr>
+        <w:t xml:space="preserve">Wird ein Kurs während der Laufzeit abgesagt, hast du für die noch nicht stattgefundenen Einheiten innerhalb von 7 Tagen die Wahl zwischen:</w:t>
+      </w:r>
+    </w:p>
+    <w:p>
+      <w:pPr>
+        <w:pStyle w:val="ListParagraph"/>
+        <w:numPr>
+          <w:ilvl w:val="0"/>
+          <w:numId w:val="2"/>
+        </w:numPr>
+        <w:spacing w:after="60"/>
+      </w:pPr>
+      <w:r>
+        <w:rPr>
+          <w:rFonts w:ascii="Arial" w:cs="Arial" w:eastAsia="Arial" w:hAnsi="Arial"/>
+          <w:sz w:val="22"/>
+          <w:szCs w:val="22"/>
+        </w:rPr>
+        <w:t xml:space="preserve">Anteilige Erstattung des Kurspreises für die ausgefallenen Einheiten, oder</w:t>
+      </w:r>
+    </w:p>
+    <w:p>
+      <w:pPr>
+        <w:pStyle w:val="ListParagraph"/>
+        <w:numPr>
+          <w:ilvl w:val="0"/>
+          <w:numId w:val="2"/>
+        </w:numPr>
+        <w:spacing w:after="60"/>
+      </w:pPr>
+      <w:r>
+        <w:rPr>
+          <w:rFonts w:ascii="Arial" w:cs="Arial" w:eastAsia="Arial" w:hAnsi="Arial"/>
+          <w:sz w:val="22"/>
+          <w:szCs w:val="22"/>
+        </w:rPr>
+        <w:t xml:space="preserve">Kurs-Guthaben in Höhe der ausgefallenen Stunden, hinterlegt in der App und einlösbar ausschließlich für einen neuen Kurs innerhalb von 2 Jahren ab Vergabe.</w:t>
+      </w:r>
+    </w:p>
+    <w:p>
+      <w:pPr>
+        <w:spacing w:after="120"/>
+      </w:pPr>
+      <w:r>
+        <w:rPr>
+          <w:rFonts w:ascii="Arial" w:cs="Arial" w:eastAsia="Arial" w:hAnsi="Arial"/>
+          <w:sz w:val="22"/>
+          <w:szCs w:val="22"/>
+        </w:rPr>
+        <w:t xml:space="preserve">Triffst du innerhalb von 7 Tagen keine Wahl, wird dir der anteilige Geldbetrag automatisch erstattet. Ich melde mich dann persönlich bei dir wegen der Überweisung.</w:t>
+      </w:r>
+    </w:p>
+    <w:p>
+      <w:pPr>
+        <w:spacing w:after="120"/>
+      </w:pPr>
+      <w:r>
+        <w:rPr>
+          <w:rFonts w:ascii="Arial" w:cs="Arial" w:eastAsia="Arial" w:hAnsi="Arial"/>
+          <w:sz w:val="22"/>
+          <w:szCs w:val="22"/>
+        </w:rPr>
+        <w:t xml:space="preserve">Ich freue mich aber besonders, wenn du das Guthaben wählst — dann sehen wir uns hoffentlich im nächsten Kurs wieder. Das Guthaben ist 2 Jahre gültig. Sollte es bis dahin nicht eingelöst worden sein (z. B. weil kein passender Kurs zustande kommt oder du keinen freien Platz findest), wird dir der entsprechende Geldbetrag automatisch ausgezahlt — du verlierst also in keinem Fall etwas.</w:t>
       </w:r>
     </w:p>
     <w:p>
@@ -679,46 +611,232 @@
           <w:sz w:val="24"/>
           <w:szCs w:val="24"/>
         </w:rPr>
-        <w:t xml:space="preserve">1.4 Sonstiges</w:t>
-      </w:r>
-    </w:p>
-    <w:p>
-      <w:pPr>
-        <w:spacing w:after="120"/>
-      </w:pPr>
-      <w:r>
-        <w:rPr>
-          <w:rFonts w:ascii="Arial" w:cs="Arial" w:eastAsia="Arial" w:hAnsi="Arial"/>
-          <w:sz w:val="22"/>
-          <w:szCs w:val="22"/>
-        </w:rPr>
-        <w:t xml:space="preserve">Bitte sei pünktlich auf deiner Matte. Bei Verspätung in einem Kurs, tritt bitte erst nach der Anfangsentspannung leise in den Kursraum ein.</w:t>
-      </w:r>
-    </w:p>
-    <w:p>
-      <w:pPr>
-        <w:spacing w:after="120"/>
-      </w:pPr>
-      <w:r>
-        <w:rPr>
-          <w:rFonts w:ascii="Arial" w:cs="Arial" w:eastAsia="Arial" w:hAnsi="Arial"/>
-          <w:sz w:val="22"/>
-          <w:szCs w:val="22"/>
-        </w:rPr>
-        <w:t xml:space="preserve">Bitte schalte dein Handy immer stumm oder aus.</w:t>
-      </w:r>
-    </w:p>
-    <w:p>
-      <w:pPr>
-        <w:spacing w:after="120"/>
-      </w:pPr>
-      <w:r>
-        <w:rPr>
-          <w:rFonts w:ascii="Arial" w:cs="Arial" w:eastAsia="Arial" w:hAnsi="Arial"/>
-          <w:sz w:val="22"/>
-          <w:szCs w:val="22"/>
-        </w:rPr>
-        <w:t xml:space="preserve">Aus Rücksicht auf die Gruppe bitte ich dich, bei ansteckenden Erkrankungen oder deutlichen Erkältungssymptomen nicht am Unterricht teilzunehmen.</w:t>
+        <w:t xml:space="preserve">1.3 Stundenausfall und Nachholregelung — Kurse</w:t>
+      </w:r>
+    </w:p>
+    <w:p>
+      <w:pPr>
+        <w:spacing w:after="120"/>
+      </w:pPr>
+      <w:r>
+        <w:rPr>
+          <w:rFonts w:ascii="Arial" w:cs="Arial" w:eastAsia="Arial" w:hAnsi="Arial"/>
+          <w:b/>
+          <w:bCs/>
+          <w:sz w:val="22"/>
+          <w:szCs w:val="22"/>
+        </w:rPr>
+        <w:t xml:space="preserve">Absage durch Schüler: </w:t>
+      </w:r>
+      <w:r>
+        <w:rPr>
+          <w:rFonts w:ascii="Arial" w:cs="Arial" w:eastAsia="Arial" w:hAnsi="Arial"/>
+          <w:sz w:val="22"/>
+          <w:szCs w:val="22"/>
+        </w:rPr>
+        <w:t xml:space="preserve">Eine Abmeldung von einzelnen Stunden erfolgt eigenverantwortlich über die App.</w:t>
+      </w:r>
+    </w:p>
+    <w:p>
+      <w:pPr>
+        <w:pStyle w:val="ListParagraph"/>
+        <w:numPr>
+          <w:ilvl w:val="0"/>
+          <w:numId w:val="2"/>
+        </w:numPr>
+        <w:spacing w:after="60"/>
+      </w:pPr>
+      <w:r>
+        <w:rPr>
+          <w:rFonts w:ascii="Arial" w:cs="Arial" w:eastAsia="Arial" w:hAnsi="Arial"/>
+          <w:sz w:val="22"/>
+          <w:szCs w:val="22"/>
+        </w:rPr>
+        <w:t xml:space="preserve">Bis 3 Stunden vor Stundenbeginn: kostenfreie Abmeldung, dein Credit wird zurückgebucht und kann für eine andere Stunde innerhalb der Gültigkeitsfrist verwendet werden.</w:t>
+      </w:r>
+    </w:p>
+    <w:p>
+      <w:pPr>
+        <w:pStyle w:val="ListParagraph"/>
+        <w:numPr>
+          <w:ilvl w:val="0"/>
+          <w:numId w:val="2"/>
+        </w:numPr>
+        <w:spacing w:after="60"/>
+      </w:pPr>
+      <w:r>
+        <w:rPr>
+          <w:rFonts w:ascii="Arial" w:cs="Arial" w:eastAsia="Arial" w:hAnsi="Arial"/>
+          <w:sz w:val="22"/>
+          <w:szCs w:val="22"/>
+        </w:rPr>
+        <w:t xml:space="preserve">Weniger als 3 Stunden vor Stundenbeginn oder Nichterscheinen: kein Credit zurück, die Stunde gilt als wahrgenommen.</w:t>
+      </w:r>
+    </w:p>
+    <w:p>
+      <w:pPr>
+        <w:spacing w:after="120"/>
+      </w:pPr>
+      <w:r>
+        <w:rPr>
+          <w:rFonts w:ascii="Arial" w:cs="Arial" w:eastAsia="Arial" w:hAnsi="Arial"/>
+          <w:b/>
+          <w:bCs/>
+          <w:sz w:val="22"/>
+          <w:szCs w:val="22"/>
+        </w:rPr>
+        <w:t xml:space="preserve">Nachholen: </w:t>
+      </w:r>
+      <w:r>
+        <w:rPr>
+          <w:rFonts w:ascii="Arial" w:cs="Arial" w:eastAsia="Arial" w:hAnsi="Arial"/>
+          <w:sz w:val="22"/>
+          <w:szCs w:val="22"/>
+        </w:rPr>
+        <w:t xml:space="preserve">Versäumte oder rechtzeitig abgemeldete Stunden können über die App in einer anderen gleichwertigen Stunde innerhalb der Credit-Gültigkeit (bis 8 Tage nach Kursende) nachgeholt werden, sofern dort ein Platz frei ist.</w:t>
+      </w:r>
+    </w:p>
+    <w:p>
+      <w:pPr>
+        <w:spacing w:after="120"/>
+      </w:pPr>
+      <w:r>
+        <w:rPr>
+          <w:rFonts w:ascii="Arial" w:cs="Arial" w:eastAsia="Arial" w:hAnsi="Arial"/>
+          <w:b/>
+          <w:bCs/>
+          <w:sz w:val="22"/>
+          <w:szCs w:val="22"/>
+        </w:rPr>
+        <w:t xml:space="preserve">Vorholen: </w:t>
+      </w:r>
+      <w:r>
+        <w:rPr>
+          <w:rFonts w:ascii="Arial" w:cs="Arial" w:eastAsia="Arial" w:hAnsi="Arial"/>
+          <w:sz w:val="22"/>
+          <w:szCs w:val="22"/>
+        </w:rPr>
+        <w:t xml:space="preserve">Stunden aus deinem laufenden Kurs dürfen maximal 10 Tage im Voraus in einer anderen gleichwertigen Stunde vorgeholt werden, sofern dort ein Platz frei ist.</w:t>
+      </w:r>
+    </w:p>
+    <w:p>
+      <w:pPr>
+        <w:spacing w:after="120"/>
+      </w:pPr>
+      <w:r>
+        <w:rPr>
+          <w:rFonts w:ascii="Arial" w:cs="Arial" w:eastAsia="Arial" w:hAnsi="Arial"/>
+          <w:sz w:val="22"/>
+          <w:szCs w:val="22"/>
+        </w:rPr>
+        <w:t xml:space="preserve">Es besteht kein Anspruch auf einen freien Platz in einer bestimmten Stunde. Ein Mitnehmen von Credits in einen Folgekurs ist nicht möglich.</w:t>
+      </w:r>
+    </w:p>
+    <w:p>
+      <w:pPr>
+        <w:spacing w:after="120"/>
+      </w:pPr>
+      <w:r>
+        <w:rPr>
+          <w:rFonts w:ascii="Arial" w:cs="Arial" w:eastAsia="Arial" w:hAnsi="Arial"/>
+          <w:b/>
+          <w:bCs/>
+          <w:sz w:val="22"/>
+          <w:szCs w:val="22"/>
+        </w:rPr>
+        <w:t xml:space="preserve">Absage durch Yogalehrerin: </w:t>
+      </w:r>
+      <w:r>
+        <w:rPr>
+          <w:rFonts w:ascii="Arial" w:cs="Arial" w:eastAsia="Arial" w:hAnsi="Arial"/>
+          <w:sz w:val="22"/>
+          <w:szCs w:val="22"/>
+        </w:rPr>
+        <w:t xml:space="preserve">Bei Absage einer einzelnen Kursstunde aus einem wichtigen Grund (z. B. Krankheit, Unfall, Todesfall) wird die Gebühr nicht erstattet, sondern die Einheit durch einen Ersatztermin ersetzt. Der Ersatztermin wird in der App eingetragen. Du wirst automatisch auf den Ersatztermin umgebucht und per E-Mail benachrichtigt. Falls du am Ersatztermin nicht teilnehmen kannst, gelten die normalen Abmelderegeln aus § 1.3 (Absage durch Schüler). Sollte der Schüler bei dem Ersatztermin nicht anwesend sein können, ist das Nachholen der Stunde in einem gleichwertigen Kurs nach Absprache möglich. Findet kein gleichwertiger Kurs statt, verfällt der Anspruch auf einen weiteren Ersatztermin.</w:t>
+      </w:r>
+    </w:p>
+    <w:p>
+      <w:pPr>
+        <w:pStyle w:val="Heading2"/>
+        <w:spacing w:after="100" w:before="240"/>
+      </w:pPr>
+      <w:r>
+        <w:rPr>
+          <w:rFonts w:ascii="Arial" w:cs="Arial" w:eastAsia="Arial" w:hAnsi="Arial"/>
+          <w:b/>
+          <w:bCs/>
+          <w:color w:val="8a6020"/>
+          <w:sz w:val="24"/>
+          <w:szCs w:val="24"/>
+        </w:rPr>
+        <w:t xml:space="preserve">1.4 Allgemeine Regeln (Verhalten im Kurs)</w:t>
+      </w:r>
+    </w:p>
+    <w:p>
+      <w:pPr>
+        <w:spacing w:after="120"/>
+      </w:pPr>
+      <w:r>
+        <w:rPr>
+          <w:rFonts w:ascii="Arial" w:cs="Arial" w:eastAsia="Arial" w:hAnsi="Arial"/>
+          <w:sz w:val="22"/>
+          <w:szCs w:val="22"/>
+        </w:rPr>
+        <w:t xml:space="preserve">Folgende Regeln sind verbindlicher Bestandteil deiner Teilnahme an meinen Kursen und Stunden. Du bestätigst sie zusätzlich bei deinem ersten App-Login per Click-Wrap unter „Rechtliches“:</w:t>
+      </w:r>
+    </w:p>
+    <w:p>
+      <w:pPr>
+        <w:pStyle w:val="ListParagraph"/>
+        <w:numPr>
+          <w:ilvl w:val="0"/>
+          <w:numId w:val="2"/>
+        </w:numPr>
+        <w:spacing w:after="60"/>
+      </w:pPr>
+      <w:r>
+        <w:rPr>
+          <w:rFonts w:ascii="Arial" w:cs="Arial" w:eastAsia="Arial" w:hAnsi="Arial"/>
+          <w:sz w:val="22"/>
+          <w:szCs w:val="22"/>
+        </w:rPr>
+        <w:t xml:space="preserve">Pünktlichkeit: Bitte sei pünktlich auf deiner Matte. Bei Verspätung erfolgt kein Eintritt während der Anfangsentspannung — bitte warte vor dem Kursraum, bis die Anfangsentspannung beendet ist.</w:t>
+      </w:r>
+    </w:p>
+    <w:p>
+      <w:pPr>
+        <w:pStyle w:val="ListParagraph"/>
+        <w:numPr>
+          <w:ilvl w:val="0"/>
+          <w:numId w:val="2"/>
+        </w:numPr>
+        <w:spacing w:after="60"/>
+      </w:pPr>
+      <w:r>
+        <w:rPr>
+          <w:rFonts w:ascii="Arial" w:cs="Arial" w:eastAsia="Arial" w:hAnsi="Arial"/>
+          <w:sz w:val="22"/>
+          <w:szCs w:val="22"/>
+        </w:rPr>
+        <w:t xml:space="preserve">Handy: Bitte schalte dein Handy immer stumm oder ganz aus, bevor die Stunde beginnt.</w:t>
+      </w:r>
+    </w:p>
+    <w:p>
+      <w:pPr>
+        <w:pStyle w:val="ListParagraph"/>
+        <w:numPr>
+          <w:ilvl w:val="0"/>
+          <w:numId w:val="2"/>
+        </w:numPr>
+        <w:spacing w:after="60"/>
+      </w:pPr>
+      <w:r>
+        <w:rPr>
+          <w:rFonts w:ascii="Arial" w:cs="Arial" w:eastAsia="Arial" w:hAnsi="Arial"/>
+          <w:sz w:val="22"/>
+          <w:szCs w:val="22"/>
+        </w:rPr>
+        <w:t xml:space="preserve">Krankheit / Erkältung: Aus Rücksicht auf die Gruppe bitte ich dich, bei ansteckenden Erkrankungen oder deutlichen Erkältungssymptomen nicht am Unterricht teilzunehmen.</w:t>
       </w:r>
     </w:p>
     <w:p>

--- a/Yoga-mit-Sarah-AGB.docx
+++ b/Yoga-mit-Sarah-AGB.docx
@@ -273,7 +273,7 @@
           <w:sz w:val="22"/>
           <w:szCs w:val="22"/>
         </w:rPr>
-        <w:t xml:space="preserve">Eine kostenfreie Stornierung ist bis 7 Tage vor Veranstaltungsbeginn möglich. Danach fällt die vollständige Veranstaltungsgebühr an. Sollte die Gebühr bis 7 Tage vorher noch nicht bezahlt sein, bleibt die Rechnung dennoch bestehen und ist vollständig zu begleichen. Ausnahme: Du benennst einen Ersatzteilnehmer, der deinen Platz einnimmt.</w:t>
+        <w:t xml:space="preserve">Eine kostenfreie Stornierung ist bis 7 Tage vor Veranstaltungsbeginn möglich. Danach fällt die vollständige Veranstaltungsgebühr an. Sollte die Gebühr bis 7 Tage vorher noch nicht bezahlt sein, bleibt die Rechnung dennoch bestehen und ist vollständig zu begleichen. Ausnahme: Du benennst einen Ersatzteilnehmer, der deinen Platz einnimmt. Rückst du automatisch von der Warteliste nach, steht dir innerhalb von 60 Minuten nach dem Nachrücken ein kostenfreies Rücktrittsrecht zu; nach Ablauf dieser 60 Minuten gilt die 7-Tage-Stornofrist entsprechend.</w:t>
       </w:r>
     </w:p>
     <w:p>
@@ -1406,6 +1406,29 @@
           <w:szCs w:val="22"/>
         </w:rPr>
         <w:t xml:space="preserve">Insbesondere werden Daten zur Verwaltung deines App-Accounts (z. B. Buchungshistorie, Credits, Notfallkontakt) bei den von mir genutzten Auftragsverarbeitern (Vercel, Supabase, Brevo) verarbeitet — Details siehe Datenschutzerklärung.</w:t>
+      </w:r>
+    </w:p>
+    <w:p>
+      <w:pPr>
+        <w:spacing w:after="120"/>
+      </w:pPr>
+      <w:r>
+        <w:rPr>
+          <w:rFonts w:ascii="Arial" w:cs="Arial" w:eastAsia="Arial" w:hAnsi="Arial"/>
+          <w:b/>
+          <w:bCs/>
+          <w:sz w:val="22"/>
+          <w:szCs w:val="22"/>
+        </w:rPr>
+        <w:t xml:space="preserve">Löschung bei langer Inaktivität: </w:t>
+      </w:r>
+      <w:r>
+        <w:rPr>
+          <w:rFonts w:ascii="Arial" w:cs="Arial" w:eastAsia="Arial" w:hAnsi="Arial"/>
+          <w:sz w:val="22"/>
+          <w:szCs w:val="22"/>
+        </w:rPr>
+        <w:t xml:space="preserve">Aus Gründen der Datensparsamkeit (Art. 5 Abs. 1 lit. e DSGVO) werden App-Accounts, die länger als 24 Monate nicht mehr genutzt wurden, automatisch gelöscht bzw. anonymisiert. Maßgeblich ist dein letzter Login in der App. Bevor dein Account gelöscht wird, erhältst du rechtzeitig eine Vorwarnung per E-Mail an deine hinterlegte Adresse, und du kannst die Löschung jederzeit verhindern, indem du dich einfach wieder in der App anmeldest. Accounts mit noch offenen Credits, Guthaben oder zukünftigen Buchungen sind von der automatischen Löschung ausgenommen, solange ein gültiger Anspruch besteht. Bei der Löschung werden dein Name und deine E-Mail-Adresse entfernt; eine anonymisierte Buchungshistorie kann aus rechtlichen Gründen erhalten bleiben. Bereits verfallene Credits oder Guthaben werden nicht erstattet.</w:t>
       </w:r>
     </w:p>
     <w:p>

--- a/Yoga-mit-Sarah-AGB.docx
+++ b/Yoga-mit-Sarah-AGB.docx
@@ -50,7 +50,7 @@
           <w:sz w:val="22"/>
           <w:szCs w:val="22"/>
         </w:rPr>
-        <w:t xml:space="preserve">Stand: Mai 2026</w:t>
+        <w:t xml:space="preserve">Stand: Juni 2026</w:t>
       </w:r>
     </w:p>
     <w:p>
@@ -274,6 +274,19 @@
           <w:szCs w:val="22"/>
         </w:rPr>
         <w:t xml:space="preserve">Eine kostenfreie Stornierung ist bis 7 Tage vor Veranstaltungsbeginn möglich. Danach fällt die vollständige Veranstaltungsgebühr an. Sollte die Gebühr bis 7 Tage vorher noch nicht bezahlt sein, bleibt die Rechnung dennoch bestehen und ist vollständig zu begleichen. Ausnahme: Du benennst einen Ersatzteilnehmer, der deinen Platz einnimmt. Rückst du automatisch von der Warteliste nach, steht dir innerhalb von 60 Minuten nach dem Nachrücken ein kostenfreies Rücktrittsrecht zu; nach Ablauf dieser 60 Minuten gilt die 7-Tage-Stornofrist entsprechend.</w:t>
+      </w:r>
+    </w:p>
+    <w:p>
+      <w:pPr>
+        <w:spacing w:after="120"/>
+      </w:pPr>
+      <w:r>
+        <w:rPr>
+          <w:rFonts w:ascii="Arial" w:cs="Arial" w:eastAsia="Arial" w:hAnsi="Arial"/>
+          <w:sz w:val="22"/>
+          <w:szCs w:val="22"/>
+        </w:rPr>
+        <w:t xml:space="preserve">Danke für Dein Verständnis und deine Wertschätzung für meine Planung ❤️</w:t>
       </w:r>
     </w:p>
     <w:p>
@@ -324,7 +337,7 @@
           <w:sz w:val="22"/>
           <w:szCs w:val="22"/>
         </w:rPr>
-        <w:t xml:space="preserve">Bei einer Stornierung zwischen 13 und 7 Tagen vor Kursbeginn fällt eine Bearbeitungsgebühr von 30 € an, da der Platz kurzfristig neu vergeben werden muss.</w:t>
+        <w:t xml:space="preserve">Danach gilt: gebucht ist gebucht — die vollständige Kursgebühr fällt an.</w:t>
       </w:r>
     </w:p>
     <w:p>
@@ -342,7 +355,7 @@
           <w:sz w:val="22"/>
           <w:szCs w:val="22"/>
         </w:rPr>
-        <w:t xml:space="preserve">Ab Tag 6 fällt die volle Kursgebühr an, auch bei Nichterscheinen.</w:t>
+        <w:t xml:space="preserve">Option: Du kannst einen passenden Ersatzteilnehmer benennen.</w:t>
       </w:r>
     </w:p>
     <w:p>
@@ -360,7 +373,7 @@
           <w:sz w:val="22"/>
           <w:szCs w:val="22"/>
         </w:rPr>
-        <w:t xml:space="preserve">Du kannst jederzeit einen passenden Ersatzteilnehmer benennen.</w:t>
+        <w:t xml:space="preserve">Danke für Dein Verständnis und deine Wertschätzung für meine Planung ❤️</w:t>
       </w:r>
     </w:p>
     <w:p>
@@ -1536,7 +1549,7 @@
           <w:sz w:val="22"/>
           <w:szCs w:val="22"/>
         </w:rPr>
-        <w:t xml:space="preserve">Stand: Mai 2026</w:t>
+        <w:t xml:space="preserve">Stand: Juni 2026</w:t>
       </w:r>
     </w:p>
     <w:sectPr>
